--- a/bigtree/samples/bigtree_lab_sample.docx
+++ b/bigtree/samples/bigtree_lab_sample.docx
@@ -2,20 +2,122 @@
 <file path=word/document.xml><?xml version="1.0" encoding="utf-8"?>
 <w:document xmlns:w="http://schemas.openxmlformats.org/wordprocessingml/2006/main" xmlns:r="http://schemas.openxmlformats.org/officeDocument/2006/relationships" xmlns:wp="http://schemas.openxmlformats.org/drawingml/2006/wordprocessingDrawing" xmlns:a="http://schemas.openxmlformats.org/drawingml/2006/main" xmlns:pic="http://schemas.openxmlformats.org/drawingml/2006/picture">
   <w:body>
-    <w:p>
-      <w:pPr>
-        <w:pStyle w:val="Title"/>
-      </w:pPr>
-      <w:r>
-        <w:t xml:space="preserve">Claude Code 製 DOTX テスト</w:t>
-      </w:r>
-    </w:p>
-    <w:p>
-      <w:pPr>
-        <w:pStyle w:val="Subtitle"/>
-      </w:pPr>
-      <w:r>
-        <w:t xml:space="preserve">XML を直接書いて組み立てた Word テンプレート ｜ 2026-09-19 ｜ Bigtree Lab</w:t>
+    <w:sdt>
+      <w:sdtPr>
+        <w:alias w:val="資料の区分"/>
+        <w:tag w:val="classification"/>
+        <w:id w:val="4183856"/>
+        <w:text/>
+      </w:sdtPr>
+      <w:sdtContent>
+        <w:p>
+          <w:pPr>
+            <w:pStyle w:val="Caption"/>
+          </w:pPr>
+          <w:r>
+            <w:t xml:space="preserve">公開用 ｜ ドラフト</w:t>
+          </w:r>
+        </w:p>
+      </w:sdtContent>
+    </w:sdt>
+    <w:sdt>
+      <w:sdtPr>
+        <w:alias w:val="宛先"/>
+        <w:tag w:val="recipient"/>
+        <w:id w:val="68778762"/>
+        <w:text/>
+      </w:sdtPr>
+      <w:sdtContent>
+        <w:p>
+          <w:pPr>
+            <w:pStyle w:val="Normal"/>
+          </w:pPr>
+          <w:r>
+            <w:t xml:space="preserve">だいきの試作室　読者のみなさまへ</w:t>
+          </w:r>
+        </w:p>
+      </w:sdtContent>
+    </w:sdt>
+    <w:sdt>
+      <w:sdtPr>
+        <w:alias w:val="タイトル"/>
+        <w:tag w:val="title"/>
+        <w:id w:val="54503829"/>
+        <w:text/>
+      </w:sdtPr>
+      <w:sdtContent>
+        <w:p>
+          <w:pPr>
+            <w:pStyle w:val="Title"/>
+          </w:pPr>
+          <w:r>
+            <w:t xml:space="preserve">note トラフィックレポート</w:t>
+          </w:r>
+        </w:p>
+      </w:sdtContent>
+    </w:sdt>
+    <w:sdt>
+      <w:sdtPr>
+        <w:alias w:val="サブタイトル"/>
+        <w:tag w:val="subtitle"/>
+        <w:id w:val="60730378"/>
+        <w:text/>
+      </w:sdtPr>
+      <w:sdtContent>
+        <w:p>
+          <w:pPr>
+            <w:pStyle w:val="Subtitle"/>
+          </w:pPr>
+          <w:r>
+            <w:t xml:space="preserve">2026年9月の読まれ方と次の一手</w:t>
+          </w:r>
+        </w:p>
+      </w:sdtContent>
+    </w:sdt>
+    <w:sdt>
+      <w:sdtPr>
+        <w:alias w:val="日付・作成者"/>
+        <w:tag w:val="meta"/>
+        <w:id w:val="88850529"/>
+        <w:text/>
+      </w:sdtPr>
+      <w:sdtContent>
+        <w:p>
+          <w:pPr>
+            <w:pStyle w:val="Caption"/>
+          </w:pPr>
+          <w:r>
+            <w:t xml:space="preserve">2026-09-20 ｜ Bigtree Lab ｜ だいき君</w:t>
+          </w:r>
+        </w:p>
+      </w:sdtContent>
+    </w:sdt>
+    <w:p>
+      <w:pPr>
+        <w:pStyle w:val="TOCHeading"/>
+      </w:pPr>
+      <w:r>
+        <w:t xml:space="preserve">目次</w:t>
+      </w:r>
+    </w:p>
+    <w:p>
+      <w:pPr>
+        <w:pStyle w:val="TOC1"/>
+      </w:pPr>
+      <w:r>
+        <w:fldChar w:fldCharType="begin"/>
+      </w:r>
+      <w:r>
+        <w:instrText xml:space="preserve">  TOC \o "1-2" \h \z \u \n </w:instrText>
+      </w:r>
+      <w:r>
+        <w:fldChar w:fldCharType="separate"/>
+      </w:r>
+      <w:r>
+        <w:t>［ここに目次が入ります。右クリック →「フィールド更新」］</w:t>
+      </w:r>
+      <w:r>
+        <w:fldChar w:fldCharType="end"/>
       </w:r>
     </w:p>
     <w:p>
@@ -1019,6 +1121,66 @@
       <w:szCs w:val="18"/>
     </w:rPr>
   </w:style>
+  <w:style w:type="paragraph" w:styleId="TOCHeading">
+    <w:name w:val="TOC Heading"/>
+    <w:basedOn w:val="Normal"/>
+    <w:next w:val="Normal"/>
+    <w:uiPriority w:val="1"/>
+    <w:qFormat/>
+    <w:pPr>
+      <w:snapToGrid w:val="0"/>
+      <w:spacing w:before="240" w:after="120" w:line="504" w:lineRule="exact"/>
+    </w:pPr>
+    <w:rPr>
+      <w:rFonts w:asciiTheme="majorHAnsi" w:hAnsiTheme="majorHAnsi" w:eastAsiaTheme="majorEastAsia" w:cstheme="majorBidi"/>
+      <w:b/>
+      <w:bCs/>
+      <w:color w:val="2F6B55" w:themeColor="accent1"/>
+      <w:sz w:val="36"/>
+      <w:szCs w:val="36"/>
+    </w:rPr>
+  </w:style>
+  <w:style w:type="paragraph" w:styleId="TOC1">
+    <w:name w:val="toc 1"/>
+    <w:basedOn w:val="Normal"/>
+    <w:next w:val="Normal"/>
+    <w:uiPriority w:val="1"/>
+    <w:qFormat/>
+    <w:pPr>
+      <w:snapToGrid w:val="0"/>
+      <w:spacing w:after="60" w:line="357" w:lineRule="exact"/>
+      <w:tabs>
+        <w:tab w:val="right" w:leader="dot" w:pos="9638"/>
+      </w:tabs>
+    </w:pPr>
+    <w:rPr/>
+  </w:style>
+  <w:style w:type="paragraph" w:styleId="TOC2">
+    <w:name w:val="toc 2"/>
+    <w:basedOn w:val="Normal"/>
+    <w:next w:val="Normal"/>
+    <w:uiPriority w:val="1"/>
+    <w:qFormat/>
+    <w:pPr>
+      <w:snapToGrid w:val="0"/>
+      <w:spacing w:after="40" w:line="357" w:lineRule="exact"/>
+      <w:ind w:left="420"/>
+    </w:pPr>
+    <w:rPr/>
+  </w:style>
+  <w:style w:type="paragraph" w:styleId="TOC3">
+    <w:name w:val="toc 3"/>
+    <w:basedOn w:val="Normal"/>
+    <w:next w:val="Normal"/>
+    <w:uiPriority w:val="1"/>
+    <w:qFormat/>
+    <w:pPr>
+      <w:snapToGrid w:val="0"/>
+      <w:spacing w:after="40" w:line="357" w:lineRule="exact"/>
+      <w:ind w:left="840"/>
+    </w:pPr>
+    <w:rPr/>
+  </w:style>
   <w:style w:type="paragraph" w:styleId="FigureBlock">
     <w:name w:val="図"/>
     <w:basedOn w:val="Normal"/>
@@ -1089,6 +1251,13 @@
     <w:rPr>
       <w:color w:val="2F6B55" w:themeColor="hyperlink"/>
       <w:u w:val="single"/>
+    </w:rPr>
+  </w:style>
+  <w:style w:type="character" w:styleId="PlaceholderText">
+    <w:name w:val="Placeholder Text"/>
+    <w:semiHidden/>
+    <w:rPr>
+      <w:color w:val="66776F" w:themeColor="text2"/>
     </w:rPr>
   </w:style>
   <w:style w:type="character" w:default="1" w:styleId="DefaultParagraphFont">

--- a/bigtree/samples/bigtree_lab_sample.docx
+++ b/bigtree/samples/bigtree_lab_sample.docx
@@ -6,7 +6,7 @@
       <w:sdtPr>
         <w:alias w:val="資料の区分"/>
         <w:tag w:val="classification"/>
-        <w:id w:val="4183856"/>
+        <w:id w:val="17373357"/>
         <w:text/>
       </w:sdtPr>
       <w:sdtContent>
@@ -24,7 +24,7 @@
       <w:sdtPr>
         <w:alias w:val="宛先"/>
         <w:tag w:val="recipient"/>
-        <w:id w:val="68778762"/>
+        <w:id w:val="54503836"/>
         <w:text/>
       </w:sdtPr>
       <w:sdtContent>
@@ -42,7 +42,7 @@
       <w:sdtPr>
         <w:alias w:val="タイトル"/>
         <w:tag w:val="title"/>
-        <w:id w:val="54503829"/>
+        <w:id w:val="42468076"/>
         <w:text/>
       </w:sdtPr>
       <w:sdtContent>
@@ -60,7 +60,7 @@
       <w:sdtPr>
         <w:alias w:val="サブタイトル"/>
         <w:tag w:val="subtitle"/>
-        <w:id w:val="60730378"/>
+        <w:id w:val="65945491"/>
         <w:text/>
       </w:sdtPr>
       <w:sdtContent>
@@ -78,7 +78,7 @@
       <w:sdtPr>
         <w:alias w:val="日付・作成者"/>
         <w:tag w:val="meta"/>
-        <w:id w:val="88850529"/>
+        <w:id w:val="6246982"/>
         <w:text/>
       </w:sdtPr>
       <w:sdtContent>

--- a/bigtree/samples/bigtree_lab_sample.docx
+++ b/bigtree/samples/bigtree_lab_sample.docx
@@ -6,7 +6,7 @@
       <w:sdtPr>
         <w:alias w:val="資料の区分"/>
         <w:tag w:val="classification"/>
-        <w:id w:val="17373357"/>
+        <w:id w:val="68034531"/>
         <w:text/>
       </w:sdtPr>
       <w:sdtContent>
@@ -24,7 +24,7 @@
       <w:sdtPr>
         <w:alias w:val="宛先"/>
         <w:tag w:val="recipient"/>
-        <w:id w:val="54503836"/>
+        <w:id w:val="56355983"/>
         <w:text/>
       </w:sdtPr>
       <w:sdtContent>
@@ -42,7 +42,7 @@
       <w:sdtPr>
         <w:alias w:val="タイトル"/>
         <w:tag w:val="title"/>
-        <w:id w:val="42468076"/>
+        <w:id w:val="24769561"/>
         <w:text/>
       </w:sdtPr>
       <w:sdtContent>
@@ -60,7 +60,7 @@
       <w:sdtPr>
         <w:alias w:val="サブタイトル"/>
         <w:tag w:val="subtitle"/>
-        <w:id w:val="65945491"/>
+        <w:id w:val="5621191"/>
         <w:text/>
       </w:sdtPr>
       <w:sdtContent>
@@ -78,7 +78,7 @@
       <w:sdtPr>
         <w:alias w:val="日付・作成者"/>
         <w:tag w:val="meta"/>
-        <w:id w:val="6246982"/>
+        <w:id w:val="48752302"/>
         <w:text/>
       </w:sdtPr>
       <w:sdtContent>

--- a/bigtree/samples/bigtree_lab_sample.docx
+++ b/bigtree/samples/bigtree_lab_sample.docx
@@ -6,7 +6,7 @@
       <w:sdtPr>
         <w:alias w:val="資料の区分"/>
         <w:tag w:val="classification"/>
-        <w:id w:val="68034531"/>
+        <w:id w:val="89498960"/>
         <w:text/>
       </w:sdtPr>
       <w:sdtContent>
@@ -24,7 +24,7 @@
       <w:sdtPr>
         <w:alias w:val="宛先"/>
         <w:tag w:val="recipient"/>
-        <w:id w:val="56355983"/>
+        <w:id w:val="70308139"/>
         <w:text/>
       </w:sdtPr>
       <w:sdtContent>
@@ -42,7 +42,7 @@
       <w:sdtPr>
         <w:alias w:val="タイトル"/>
         <w:tag w:val="title"/>
-        <w:id w:val="24769561"/>
+        <w:id w:val="11108038"/>
         <w:text/>
       </w:sdtPr>
       <w:sdtContent>
@@ -60,7 +60,7 @@
       <w:sdtPr>
         <w:alias w:val="サブタイトル"/>
         <w:tag w:val="subtitle"/>
-        <w:id w:val="5621191"/>
+        <w:id w:val="73992024"/>
         <w:text/>
       </w:sdtPr>
       <w:sdtContent>
@@ -78,7 +78,7 @@
       <w:sdtPr>
         <w:alias w:val="日付・作成者"/>
         <w:tag w:val="meta"/>
-        <w:id w:val="48752302"/>
+        <w:id w:val="39754378"/>
         <w:text/>
       </w:sdtPr>
       <w:sdtContent>

--- a/bigtree/samples/bigtree_lab_sample.docx
+++ b/bigtree/samples/bigtree_lab_sample.docx
@@ -6,7 +6,7 @@
       <w:sdtPr>
         <w:alias w:val="資料の区分"/>
         <w:tag w:val="classification"/>
-        <w:id w:val="89498960"/>
+        <w:id w:val="29664799"/>
         <w:text/>
       </w:sdtPr>
       <w:sdtContent>
@@ -24,7 +24,7 @@
       <w:sdtPr>
         <w:alias w:val="宛先"/>
         <w:tag w:val="recipient"/>
-        <w:id w:val="70308139"/>
+        <w:id w:val="79858744"/>
         <w:text/>
       </w:sdtPr>
       <w:sdtContent>
@@ -33,7 +33,7 @@
             <w:pStyle w:val="Normal"/>
           </w:pPr>
           <w:r>
-            <w:t xml:space="preserve">だいきの試作室　読者のみなさまへ</w:t>
+            <w:t xml:space="preserve">サンプル宛先　テンプレート確認用</w:t>
           </w:r>
         </w:p>
       </w:sdtContent>
@@ -42,7 +42,7 @@
       <w:sdtPr>
         <w:alias w:val="タイトル"/>
         <w:tag w:val="title"/>
-        <w:id w:val="11108038"/>
+        <w:id w:val="16415914"/>
         <w:text/>
       </w:sdtPr>
       <w:sdtContent>
@@ -51,7 +51,7 @@
             <w:pStyle w:val="Title"/>
           </w:pPr>
           <w:r>
-            <w:t xml:space="preserve">note トラフィックレポート</w:t>
+            <w:t xml:space="preserve">サンプル文書（表示確認用）</w:t>
           </w:r>
         </w:p>
       </w:sdtContent>
@@ -60,7 +60,7 @@
       <w:sdtPr>
         <w:alias w:val="サブタイトル"/>
         <w:tag w:val="subtitle"/>
-        <w:id w:val="73992024"/>
+        <w:id w:val="10820207"/>
         <w:text/>
       </w:sdtPr>
       <w:sdtContent>
@@ -69,7 +69,7 @@
             <w:pStyle w:val="Subtitle"/>
           </w:pPr>
           <w:r>
-            <w:t xml:space="preserve">2026年9月の読まれ方と次の一手</w:t>
+            <w:t xml:space="preserve">ダミーテキストのみ・実データではない</w:t>
           </w:r>
         </w:p>
       </w:sdtContent>
@@ -78,7 +78,7 @@
       <w:sdtPr>
         <w:alias w:val="日付・作成者"/>
         <w:tag w:val="meta"/>
-        <w:id w:val="39754378"/>
+        <w:id w:val="73969185"/>
         <w:text/>
       </w:sdtPr>
       <w:sdtContent>
@@ -87,7 +87,7 @@
             <w:pStyle w:val="Caption"/>
           </w:pPr>
           <w:r>
-            <w:t xml:space="preserve">2026-09-20 ｜ Bigtree Lab ｜ だいき君</w:t>
+            <w:t xml:space="preserve">0000-00-00 ｜ サンプル ｜ 作成者名</w:t>
           </w:r>
         </w:p>
       </w:sdtContent>
@@ -125,12 +125,12 @@
         <w:pStyle w:val="Heading1"/>
       </w:pPr>
       <w:r>
-        <w:t xml:space="preserve">背景</w:t>
-      </w:r>
-    </w:p>
-    <w:p>
-      <w:r>
-        <w:t xml:space="preserve">Web 解析と EC の運用データは、BigQuery から毎週自動で取得している。本レポートでは、直近 4 週間のセッション数・CVR・広告費用対効果（ROAS）の推移をまとめ、次の打ち手を提案する。数値はすべて税抜・速報値である。</w:t>
+        <w:t xml:space="preserve">この文書について</w:t>
+      </w:r>
+    </w:p>
+    <w:p>
+      <w:r>
+        <w:t xml:space="preserve">これはテンプレートの表示を確かめるためのダミー文書である。項目名も数値もすべて架空のもので、実在のデータを示すものではない。本文の行間、見出しの間隔、表や挿絵の流れ方、段落の続き方を確かめるために、同じ長さの段落を繰り返し置いている。</w:t>
       </w:r>
     </w:p>
     <w:p>
@@ -153,23 +153,23 @@
         <w:t xml:space="preserve">注意喚起</w:t>
       </w:r>
       <w:r>
-        <w:t xml:space="preserve">、そして KPI の </w:t>
+        <w:t xml:space="preserve">、そして数値の </w:t>
       </w:r>
       <w:r>
         <w:rPr>
           <w:rStyle w:val="Figure"/>
         </w:rPr>
-        <w:t xml:space="preserve">ROAS 412%</w:t>
-      </w:r>
-      <w:r>
-        <w:t xml:space="preserve"> のような数値。リンクは </w:t>
+        <w:t xml:space="preserve">サンプル指標 12.3%</w:t>
+      </w:r>
+      <w:r>
+        <w:t xml:space="preserve"> のような例。リンクは </w:t>
       </w:r>
       <w:hyperlink r:id="rIdLink" w:history="1">
         <w:r>
           <w:rPr>
             <w:rStyle w:val="Hyperlink"/>
           </w:rPr>
-          <w:t xml:space="preserve">note「だいきの試作室」</w:t>
+          <w:t xml:space="preserve">サンプルのリンク先</w:t>
         </w:r>
       </w:hyperlink>
       <w:r>
@@ -259,7 +259,7 @@
         <w:pStyle w:val="Heading1"/>
       </w:pPr>
       <w:r>
-        <w:t xml:space="preserve">検証結果</w:t>
+        <w:t xml:space="preserve">表と挿絵</w:t>
       </w:r>
     </w:p>
     <w:p>
@@ -267,7 +267,7 @@
         <w:pStyle w:val="Heading2"/>
       </w:pPr>
       <w:r>
-        <w:t xml:space="preserve">週次の主要指標</w:t>
+        <w:t xml:space="preserve">サンプルの表</w:t>
       </w:r>
     </w:p>
     <w:p>
@@ -301,7 +301,7 @@
               <w:jc w:val="left"/>
             </w:pPr>
             <w:r>
-              <w:t xml:space="preserve">週</w:t>
+              <w:t xml:space="preserve">項目</w:t>
             </w:r>
           </w:p>
         </w:tc>
@@ -315,7 +315,7 @@
               <w:jc w:val="left"/>
             </w:pPr>
             <w:r>
-              <w:t xml:space="preserve">セッション</w:t>
+              <w:t xml:space="preserve">サンプル指標A</w:t>
             </w:r>
           </w:p>
         </w:tc>
@@ -329,7 +329,7 @@
               <w:jc w:val="left"/>
             </w:pPr>
             <w:r>
-              <w:t xml:space="preserve">CVR</w:t>
+              <w:t xml:space="preserve">サンプル指標B</w:t>
             </w:r>
           </w:p>
         </w:tc>
@@ -343,7 +343,7 @@
               <w:jc w:val="left"/>
             </w:pPr>
             <w:r>
-              <w:t xml:space="preserve">ROAS</w:t>
+              <w:t xml:space="preserve">サンプル指標C</w:t>
             </w:r>
           </w:p>
         </w:tc>
@@ -359,7 +359,7 @@
               <w:jc w:val="left"/>
             </w:pPr>
             <w:r>
-              <w:t xml:space="preserve">W35</w:t>
+              <w:t xml:space="preserve">行1</w:t>
             </w:r>
           </w:p>
         </w:tc>
@@ -373,7 +373,7 @@
               <w:jc w:val="right"/>
             </w:pPr>
             <w:r>
-              <w:t xml:space="preserve">12,480</w:t>
+              <w:t xml:space="preserve">1,234</w:t>
             </w:r>
           </w:p>
         </w:tc>
@@ -387,7 +387,7 @@
               <w:jc w:val="right"/>
             </w:pPr>
             <w:r>
-              <w:t xml:space="preserve">2.1%</w:t>
+              <w:t xml:space="preserve">12.3%</w:t>
             </w:r>
           </w:p>
         </w:tc>
@@ -401,7 +401,7 @@
               <w:jc w:val="right"/>
             </w:pPr>
             <w:r>
-              <w:t xml:space="preserve">388%</w:t>
+              <w:t xml:space="preserve">123%</w:t>
             </w:r>
           </w:p>
         </w:tc>
@@ -417,7 +417,7 @@
               <w:jc w:val="left"/>
             </w:pPr>
             <w:r>
-              <w:t xml:space="preserve">W36</w:t>
+              <w:t xml:space="preserve">行2</w:t>
             </w:r>
           </w:p>
         </w:tc>
@@ -431,7 +431,7 @@
               <w:jc w:val="right"/>
             </w:pPr>
             <w:r>
-              <w:t xml:space="preserve">13,102</w:t>
+              <w:t xml:space="preserve">2,345</w:t>
             </w:r>
           </w:p>
         </w:tc>
@@ -445,7 +445,7 @@
               <w:jc w:val="right"/>
             </w:pPr>
             <w:r>
-              <w:t xml:space="preserve">2.3%</w:t>
+              <w:t xml:space="preserve">23.4%</w:t>
             </w:r>
           </w:p>
         </w:tc>
@@ -459,7 +459,7 @@
               <w:jc w:val="right"/>
             </w:pPr>
             <w:r>
-              <w:t xml:space="preserve">401%</w:t>
+              <w:t xml:space="preserve">234%</w:t>
             </w:r>
           </w:p>
         </w:tc>
@@ -475,7 +475,7 @@
               <w:jc w:val="left"/>
             </w:pPr>
             <w:r>
-              <w:t xml:space="preserve">W37</w:t>
+              <w:t xml:space="preserve">行3</w:t>
             </w:r>
           </w:p>
         </w:tc>
@@ -489,7 +489,7 @@
               <w:jc w:val="right"/>
             </w:pPr>
             <w:r>
-              <w:t xml:space="preserve">12,955</w:t>
+              <w:t xml:space="preserve">3,456</w:t>
             </w:r>
           </w:p>
         </w:tc>
@@ -503,7 +503,7 @@
               <w:jc w:val="right"/>
             </w:pPr>
             <w:r>
-              <w:t xml:space="preserve">2.4%</w:t>
+              <w:t xml:space="preserve">34.5%</w:t>
             </w:r>
           </w:p>
         </w:tc>
@@ -517,7 +517,7 @@
               <w:jc w:val="right"/>
             </w:pPr>
             <w:r>
-              <w:t xml:space="preserve">412%</w:t>
+              <w:t xml:space="preserve">345%</w:t>
             </w:r>
           </w:p>
         </w:tc>
@@ -533,7 +533,7 @@
               <w:jc w:val="left"/>
             </w:pPr>
             <w:r>
-              <w:t xml:space="preserve">W38</w:t>
+              <w:t xml:space="preserve">行4</w:t>
             </w:r>
           </w:p>
         </w:tc>
@@ -547,7 +547,7 @@
               <w:jc w:val="right"/>
             </w:pPr>
             <w:r>
-              <w:t xml:space="preserve">14,230</w:t>
+              <w:t xml:space="preserve">4,567</w:t>
             </w:r>
           </w:p>
         </w:tc>
@@ -561,7 +561,7 @@
               <w:jc w:val="right"/>
             </w:pPr>
             <w:r>
-              <w:t xml:space="preserve">2.2%</w:t>
+              <w:t xml:space="preserve">45.6%</w:t>
             </w:r>
           </w:p>
         </w:tc>
@@ -575,7 +575,7 @@
               <w:jc w:val="right"/>
             </w:pPr>
             <w:r>
-              <w:t xml:space="preserve">395%</w:t>
+              <w:t xml:space="preserve">456%</w:t>
             </w:r>
           </w:p>
         </w:tc>
@@ -604,7 +604,7 @@
         <w:fldChar w:fldCharType="end"/>
       </w:r>
       <w:r>
-        <w:t xml:space="preserve">：週次の主要指標（ダミー）</w:t>
+        <w:t xml:space="preserve">：サンプルの表（ダミー）</w:t>
       </w:r>
     </w:p>
     <w:p>
@@ -681,7 +681,7 @@
         <w:fldChar w:fldCharType="end"/>
       </w:r>
       <w:r>
-        <w:t xml:space="preserve">：note 用に作った挿絵を Word に流用</w:t>
+        <w:t xml:space="preserve">：サンプルの挿絵（ダミー）</w:t>
       </w:r>
     </w:p>
     <w:p>
@@ -694,32 +694,32 @@
     </w:p>
     <w:p>
       <w:r>
-        <w:t xml:space="preserve">Web 解析と EC の運用データは、BigQuery から毎週自動で取得している。本レポートでは、直近 4 週間のセッション数・CVR・広告費用対効果（ROAS）の推移をまとめ、次の打ち手を提案する。数値はすべて税抜・速報値である。</w:t>
-      </w:r>
-    </w:p>
-    <w:p>
-      <w:r>
-        <w:t xml:space="preserve">Web 解析と EC の運用データは、BigQuery から毎週自動で取得している。本レポートでは、直近 4 週間のセッション数・CVR・広告費用対効果（ROAS）の推移をまとめ、次の打ち手を提案する。数値はすべて税抜・速報値である。</w:t>
-      </w:r>
-    </w:p>
-    <w:p>
-      <w:r>
-        <w:t xml:space="preserve">Web 解析と EC の運用データは、BigQuery から毎週自動で取得している。本レポートでは、直近 4 週間のセッション数・CVR・広告費用対効果（ROAS）の推移をまとめ、次の打ち手を提案する。数値はすべて税抜・速報値である。</w:t>
-      </w:r>
-    </w:p>
-    <w:p>
-      <w:r>
-        <w:t xml:space="preserve">Web 解析と EC の運用データは、BigQuery から毎週自動で取得している。本レポートでは、直近 4 週間のセッション数・CVR・広告費用対効果（ROAS）の推移をまとめ、次の打ち手を提案する。数値はすべて税抜・速報値である。</w:t>
-      </w:r>
-    </w:p>
-    <w:p>
-      <w:r>
-        <w:t xml:space="preserve">Web 解析と EC の運用データは、BigQuery から毎週自動で取得している。本レポートでは、直近 4 週間のセッション数・CVR・広告費用対効果（ROAS）の推移をまとめ、次の打ち手を提案する。数値はすべて税抜・速報値である。</w:t>
-      </w:r>
-    </w:p>
-    <w:p>
-      <w:r>
-        <w:t xml:space="preserve">Web 解析と EC の運用データは、BigQuery から毎週自動で取得している。本レポートでは、直近 4 週間のセッション数・CVR・広告費用対効果（ROAS）の推移をまとめ、次の打ち手を提案する。数値はすべて税抜・速報値である。</w:t>
+        <w:t xml:space="preserve">これはテンプレートの表示を確かめるためのダミー文書である。項目名も数値もすべて架空のもので、実在のデータを示すものではない。本文の行間、見出しの間隔、表や挿絵の流れ方、段落の続き方を確かめるために、同じ長さの段落を繰り返し置いている。</w:t>
+      </w:r>
+    </w:p>
+    <w:p>
+      <w:r>
+        <w:t xml:space="preserve">これはテンプレートの表示を確かめるためのダミー文書である。項目名も数値もすべて架空のもので、実在のデータを示すものではない。本文の行間、見出しの間隔、表や挿絵の流れ方、段落の続き方を確かめるために、同じ長さの段落を繰り返し置いている。</w:t>
+      </w:r>
+    </w:p>
+    <w:p>
+      <w:r>
+        <w:t xml:space="preserve">これはテンプレートの表示を確かめるためのダミー文書である。項目名も数値もすべて架空のもので、実在のデータを示すものではない。本文の行間、見出しの間隔、表や挿絵の流れ方、段落の続き方を確かめるために、同じ長さの段落を繰り返し置いている。</w:t>
+      </w:r>
+    </w:p>
+    <w:p>
+      <w:r>
+        <w:t xml:space="preserve">これはテンプレートの表示を確かめるためのダミー文書である。項目名も数値もすべて架空のもので、実在のデータを示すものではない。本文の行間、見出しの間隔、表や挿絵の流れ方、段落の続き方を確かめるために、同じ長さの段落を繰り返し置いている。</w:t>
+      </w:r>
+    </w:p>
+    <w:p>
+      <w:r>
+        <w:t xml:space="preserve">これはテンプレートの表示を確かめるためのダミー文書である。項目名も数値もすべて架空のもので、実在のデータを示すものではない。本文の行間、見出しの間隔、表や挿絵の流れ方、段落の続き方を確かめるために、同じ長さの段落を繰り返し置いている。</w:t>
+      </w:r>
+    </w:p>
+    <w:p>
+      <w:r>
+        <w:t xml:space="preserve">これはテンプレートの表示を確かめるためのダミー文書である。項目名も数値もすべて架空のもので、実在のデータを示すものではない。本文の行間、見出しの間隔、表や挿絵の流れ方、段落の続き方を確かめるために、同じ長さの段落を繰り返し置いている。</w:t>
       </w:r>
     </w:p>
     <w:p>

--- a/bigtree/samples/bigtree_lab_sample.docx
+++ b/bigtree/samples/bigtree_lab_sample.docx
@@ -6,7 +6,7 @@
       <w:sdtPr>
         <w:alias w:val="資料の区分"/>
         <w:tag w:val="classification"/>
-        <w:id w:val="29664799"/>
+        <w:id w:val="50467964"/>
         <w:text/>
       </w:sdtPr>
       <w:sdtContent>
@@ -24,7 +24,7 @@
       <w:sdtPr>
         <w:alias w:val="宛先"/>
         <w:tag w:val="recipient"/>
-        <w:id w:val="79858744"/>
+        <w:id w:val="70305781"/>
         <w:text/>
       </w:sdtPr>
       <w:sdtContent>
@@ -42,7 +42,7 @@
       <w:sdtPr>
         <w:alias w:val="タイトル"/>
         <w:tag w:val="title"/>
-        <w:id w:val="16415914"/>
+        <w:id w:val="75846772"/>
         <w:text/>
       </w:sdtPr>
       <w:sdtContent>
@@ -60,7 +60,7 @@
       <w:sdtPr>
         <w:alias w:val="サブタイトル"/>
         <w:tag w:val="subtitle"/>
-        <w:id w:val="10820207"/>
+        <w:id w:val="82489528"/>
         <w:text/>
       </w:sdtPr>
       <w:sdtContent>
@@ -78,7 +78,7 @@
       <w:sdtPr>
         <w:alias w:val="日付・作成者"/>
         <w:tag w:val="meta"/>
-        <w:id w:val="73969185"/>
+        <w:id w:val="58872556"/>
         <w:text/>
       </w:sdtPr>
       <w:sdtContent>
@@ -627,7 +627,7 @@
       <w:r>
         <w:drawing>
           <wp:inline distT="0" distB="0" distL="0" distR="0">
-            <wp:extent cx="4896104" cy="3723408"/>
+            <wp:extent cx="4896104" cy="2121645"/>
             <wp:docPr id="1" name="Figure 1"/>
             <a:graphic>
               <a:graphicData uri="http://schemas.openxmlformats.org/drawingml/2006/picture">
@@ -645,7 +645,7 @@
                   <pic:spPr>
                     <a:xfrm>
                       <a:off x="0" y="0"/>
-                      <a:ext cx="4896104" cy="3723408"/>
+                      <a:ext cx="4896104" cy="2121645"/>
                     </a:xfrm>
                     <a:prstGeom prst="rect">
                       <a:avLst/>

--- a/bigtree/samples/bigtree_lab_sample.docx
+++ b/bigtree/samples/bigtree_lab_sample.docx
@@ -6,7 +6,7 @@
       <w:sdtPr>
         <w:alias w:val="資料の区分"/>
         <w:tag w:val="classification"/>
-        <w:id w:val="50467964"/>
+        <w:id w:val="34661146"/>
         <w:text/>
       </w:sdtPr>
       <w:sdtContent>
@@ -24,7 +24,7 @@
       <w:sdtPr>
         <w:alias w:val="宛先"/>
         <w:tag w:val="recipient"/>
-        <w:id w:val="70305781"/>
+        <w:id w:val="7998212"/>
         <w:text/>
       </w:sdtPr>
       <w:sdtContent>
@@ -42,7 +42,7 @@
       <w:sdtPr>
         <w:alias w:val="タイトル"/>
         <w:tag w:val="title"/>
-        <w:id w:val="75846772"/>
+        <w:id w:val="60938463"/>
         <w:text/>
       </w:sdtPr>
       <w:sdtContent>
@@ -60,7 +60,7 @@
       <w:sdtPr>
         <w:alias w:val="サブタイトル"/>
         <w:tag w:val="subtitle"/>
-        <w:id w:val="82489528"/>
+        <w:id w:val="7450211"/>
         <w:text/>
       </w:sdtPr>
       <w:sdtContent>
@@ -78,7 +78,7 @@
       <w:sdtPr>
         <w:alias w:val="日付・作成者"/>
         <w:tag w:val="meta"/>
-        <w:id w:val="58872556"/>
+        <w:id w:val="82595394"/>
         <w:text/>
       </w:sdtPr>
       <w:sdtContent>

--- a/bigtree/samples/bigtree_lab_sample.docx
+++ b/bigtree/samples/bigtree_lab_sample.docx
@@ -6,7 +6,7 @@
       <w:sdtPr>
         <w:alias w:val="資料の区分"/>
         <w:tag w:val="classification"/>
-        <w:id w:val="34661146"/>
+        <w:id w:val="72551211"/>
         <w:text/>
       </w:sdtPr>
       <w:sdtContent>
@@ -24,7 +24,7 @@
       <w:sdtPr>
         <w:alias w:val="宛先"/>
         <w:tag w:val="recipient"/>
-        <w:id w:val="7998212"/>
+        <w:id w:val="61077483"/>
         <w:text/>
       </w:sdtPr>
       <w:sdtContent>
@@ -42,7 +42,7 @@
       <w:sdtPr>
         <w:alias w:val="タイトル"/>
         <w:tag w:val="title"/>
-        <w:id w:val="60938463"/>
+        <w:id w:val="73249314"/>
         <w:text/>
       </w:sdtPr>
       <w:sdtContent>
@@ -60,7 +60,7 @@
       <w:sdtPr>
         <w:alias w:val="サブタイトル"/>
         <w:tag w:val="subtitle"/>
-        <w:id w:val="7450211"/>
+        <w:id w:val="39999236"/>
         <w:text/>
       </w:sdtPr>
       <w:sdtContent>
@@ -78,7 +78,7 @@
       <w:sdtPr>
         <w:alias w:val="日付・作成者"/>
         <w:tag w:val="meta"/>
-        <w:id w:val="82595394"/>
+        <w:id w:val="62236598"/>
         <w:text/>
       </w:sdtPr>
       <w:sdtContent>

--- a/bigtree/samples/bigtree_lab_sample.docx
+++ b/bigtree/samples/bigtree_lab_sample.docx
@@ -6,7 +6,7 @@
       <w:sdtPr>
         <w:alias w:val="資料の区分"/>
         <w:tag w:val="classification"/>
-        <w:id w:val="72551211"/>
+        <w:id w:val="50601141"/>
         <w:text/>
       </w:sdtPr>
       <w:sdtContent>
@@ -24,7 +24,7 @@
       <w:sdtPr>
         <w:alias w:val="宛先"/>
         <w:tag w:val="recipient"/>
-        <w:id w:val="61077483"/>
+        <w:id w:val="82335802"/>
         <w:text/>
       </w:sdtPr>
       <w:sdtContent>
@@ -42,7 +42,7 @@
       <w:sdtPr>
         <w:alias w:val="タイトル"/>
         <w:tag w:val="title"/>
-        <w:id w:val="73249314"/>
+        <w:id w:val="86824700"/>
         <w:text/>
       </w:sdtPr>
       <w:sdtContent>
@@ -60,7 +60,7 @@
       <w:sdtPr>
         <w:alias w:val="サブタイトル"/>
         <w:tag w:val="subtitle"/>
-        <w:id w:val="39999236"/>
+        <w:id w:val="3445116"/>
         <w:text/>
       </w:sdtPr>
       <w:sdtContent>
@@ -78,7 +78,7 @@
       <w:sdtPr>
         <w:alias w:val="日付・作成者"/>
         <w:tag w:val="meta"/>
-        <w:id w:val="62236598"/>
+        <w:id w:val="28568018"/>
         <w:text/>
       </w:sdtPr>
       <w:sdtContent>

--- a/bigtree/samples/bigtree_lab_sample.docx
+++ b/bigtree/samples/bigtree_lab_sample.docx
@@ -6,7 +6,7 @@
       <w:sdtPr>
         <w:alias w:val="資料の区分"/>
         <w:tag w:val="classification"/>
-        <w:id w:val="50601141"/>
+        <w:id w:val="51295829"/>
         <w:text/>
       </w:sdtPr>
       <w:sdtContent>
@@ -24,7 +24,7 @@
       <w:sdtPr>
         <w:alias w:val="宛先"/>
         <w:tag w:val="recipient"/>
-        <w:id w:val="82335802"/>
+        <w:id w:val="68811996"/>
         <w:text/>
       </w:sdtPr>
       <w:sdtContent>
@@ -42,7 +42,7 @@
       <w:sdtPr>
         <w:alias w:val="タイトル"/>
         <w:tag w:val="title"/>
-        <w:id w:val="86824700"/>
+        <w:id w:val="7396459"/>
         <w:text/>
       </w:sdtPr>
       <w:sdtContent>
@@ -60,7 +60,7 @@
       <w:sdtPr>
         <w:alias w:val="サブタイトル"/>
         <w:tag w:val="subtitle"/>
-        <w:id w:val="3445116"/>
+        <w:id w:val="60261974"/>
         <w:text/>
       </w:sdtPr>
       <w:sdtContent>
@@ -78,7 +78,7 @@
       <w:sdtPr>
         <w:alias w:val="日付・作成者"/>
         <w:tag w:val="meta"/>
-        <w:id w:val="28568018"/>
+        <w:id w:val="62490310"/>
         <w:text/>
       </w:sdtPr>
       <w:sdtContent>

--- a/bigtree/samples/bigtree_lab_sample.docx
+++ b/bigtree/samples/bigtree_lab_sample.docx
@@ -6,7 +6,7 @@
       <w:sdtPr>
         <w:alias w:val="資料の区分"/>
         <w:tag w:val="classification"/>
-        <w:id w:val="51295829"/>
+        <w:id w:val="42140608"/>
         <w:text/>
       </w:sdtPr>
       <w:sdtContent>
@@ -24,7 +24,7 @@
       <w:sdtPr>
         <w:alias w:val="宛先"/>
         <w:tag w:val="recipient"/>
-        <w:id w:val="68811996"/>
+        <w:id w:val="58091779"/>
         <w:text/>
       </w:sdtPr>
       <w:sdtContent>
@@ -42,7 +42,7 @@
       <w:sdtPr>
         <w:alias w:val="タイトル"/>
         <w:tag w:val="title"/>
-        <w:id w:val="7396459"/>
+        <w:id w:val="46429987"/>
         <w:text/>
       </w:sdtPr>
       <w:sdtContent>
@@ -60,7 +60,7 @@
       <w:sdtPr>
         <w:alias w:val="サブタイトル"/>
         <w:tag w:val="subtitle"/>
-        <w:id w:val="60261974"/>
+        <w:id w:val="60534299"/>
         <w:text/>
       </w:sdtPr>
       <w:sdtContent>
@@ -78,7 +78,7 @@
       <w:sdtPr>
         <w:alias w:val="日付・作成者"/>
         <w:tag w:val="meta"/>
-        <w:id w:val="62490310"/>
+        <w:id w:val="52151313"/>
         <w:text/>
       </w:sdtPr>
       <w:sdtContent>

--- a/bigtree/samples/bigtree_lab_sample.docx
+++ b/bigtree/samples/bigtree_lab_sample.docx
@@ -6,7 +6,7 @@
       <w:sdtPr>
         <w:alias w:val="資料の区分"/>
         <w:tag w:val="classification"/>
-        <w:id w:val="42140608"/>
+        <w:id w:val="56476339"/>
         <w:text/>
       </w:sdtPr>
       <w:sdtContent>
@@ -24,7 +24,7 @@
       <w:sdtPr>
         <w:alias w:val="宛先"/>
         <w:tag w:val="recipient"/>
-        <w:id w:val="58091779"/>
+        <w:id w:val="9427912"/>
         <w:text/>
       </w:sdtPr>
       <w:sdtContent>
@@ -42,7 +42,7 @@
       <w:sdtPr>
         <w:alias w:val="タイトル"/>
         <w:tag w:val="title"/>
-        <w:id w:val="46429987"/>
+        <w:id w:val="30291141"/>
         <w:text/>
       </w:sdtPr>
       <w:sdtContent>
@@ -60,7 +60,7 @@
       <w:sdtPr>
         <w:alias w:val="サブタイトル"/>
         <w:tag w:val="subtitle"/>
-        <w:id w:val="60534299"/>
+        <w:id w:val="15585864"/>
         <w:text/>
       </w:sdtPr>
       <w:sdtContent>
@@ -78,7 +78,7 @@
       <w:sdtPr>
         <w:alias w:val="日付・作成者"/>
         <w:tag w:val="meta"/>
-        <w:id w:val="52151313"/>
+        <w:id w:val="12399985"/>
         <w:text/>
       </w:sdtPr>
       <w:sdtContent>

--- a/bigtree/samples/bigtree_lab_sample.docx
+++ b/bigtree/samples/bigtree_lab_sample.docx
@@ -2,11 +2,49 @@
 <file path=word/document.xml><?xml version="1.0" encoding="utf-8"?>
 <w:document xmlns:w="http://schemas.openxmlformats.org/wordprocessingml/2006/main" xmlns:r="http://schemas.openxmlformats.org/officeDocument/2006/relationships" xmlns:wp="http://schemas.openxmlformats.org/drawingml/2006/wordprocessingDrawing" xmlns:a="http://schemas.openxmlformats.org/drawingml/2006/main" xmlns:pic="http://schemas.openxmlformats.org/drawingml/2006/picture">
   <w:body>
+    <w:p>
+      <w:pPr>
+        <w:pStyle w:val="FigureBlock"/>
+      </w:pPr>
+      <w:r>
+        <w:drawing>
+          <wp:inline distT="0" distB="0" distL="0" distR="0">
+            <wp:extent cx="734415" cy="968459"/>
+            <wp:docPr id="1" name="Logo"/>
+            <a:graphic>
+              <a:graphicData uri="http://schemas.openxmlformats.org/drawingml/2006/picture">
+                <pic:pic>
+                  <pic:nvPicPr>
+                    <pic:cNvPr id="1" name="Logo"/>
+                    <pic:cNvPicPr/>
+                  </pic:nvPicPr>
+                  <pic:blipFill>
+                    <a:blip r:embed="rIdLogo"/>
+                    <a:stretch>
+                      <a:fillRect/>
+                    </a:stretch>
+                  </pic:blipFill>
+                  <pic:spPr>
+                    <a:xfrm>
+                      <a:off x="0" y="0"/>
+                      <a:ext cx="734415" cy="968459"/>
+                    </a:xfrm>
+                    <a:prstGeom prst="rect">
+                      <a:avLst/>
+                    </a:prstGeom>
+                  </pic:spPr>
+                </pic:pic>
+              </a:graphicData>
+            </a:graphic>
+          </wp:inline>
+        </w:drawing>
+      </w:r>
+    </w:p>
     <w:sdt>
       <w:sdtPr>
         <w:alias w:val="資料の区分"/>
         <w:tag w:val="classification"/>
-        <w:id w:val="56476339"/>
+        <w:id w:val="32743441"/>
         <w:text/>
       </w:sdtPr>
       <w:sdtContent>
@@ -24,7 +62,7 @@
       <w:sdtPr>
         <w:alias w:val="宛先"/>
         <w:tag w:val="recipient"/>
-        <w:id w:val="9427912"/>
+        <w:id w:val="16205458"/>
         <w:text/>
       </w:sdtPr>
       <w:sdtContent>
@@ -42,7 +80,7 @@
       <w:sdtPr>
         <w:alias w:val="タイトル"/>
         <w:tag w:val="title"/>
-        <w:id w:val="30291141"/>
+        <w:id w:val="64916377"/>
         <w:text/>
       </w:sdtPr>
       <w:sdtContent>
@@ -60,7 +98,7 @@
       <w:sdtPr>
         <w:alias w:val="サブタイトル"/>
         <w:tag w:val="subtitle"/>
-        <w:id w:val="15585864"/>
+        <w:id w:val="88182597"/>
         <w:text/>
       </w:sdtPr>
       <w:sdtContent>
@@ -78,7 +116,7 @@
       <w:sdtPr>
         <w:alias w:val="日付・作成者"/>
         <w:tag w:val="meta"/>
-        <w:id w:val="12399985"/>
+        <w:id w:val="79244138"/>
         <w:text/>
       </w:sdtPr>
       <w:sdtContent>
@@ -87,7 +125,7 @@
             <w:pStyle w:val="Caption"/>
           </w:pPr>
           <w:r>
-            <w:t xml:space="preserve">0000-00-00 ｜ サンプル ｜ 作成者名</w:t>
+            <w:t xml:space="preserve">2026-09-18 ｜ Bigtree Lab ｜ だいき君</w:t>
           </w:r>
         </w:p>
       </w:sdtContent>

--- a/bigtree/samples/bigtree_lab_sample.docx
+++ b/bigtree/samples/bigtree_lab_sample.docx
@@ -44,7 +44,7 @@
       <w:sdtPr>
         <w:alias w:val="資料の区分"/>
         <w:tag w:val="classification"/>
-        <w:id w:val="32743441"/>
+        <w:id w:val="84168365"/>
         <w:text/>
       </w:sdtPr>
       <w:sdtContent>
@@ -62,7 +62,7 @@
       <w:sdtPr>
         <w:alias w:val="宛先"/>
         <w:tag w:val="recipient"/>
-        <w:id w:val="16205458"/>
+        <w:id w:val="65372307"/>
         <w:text/>
       </w:sdtPr>
       <w:sdtContent>
@@ -80,7 +80,7 @@
       <w:sdtPr>
         <w:alias w:val="タイトル"/>
         <w:tag w:val="title"/>
-        <w:id w:val="64916377"/>
+        <w:id w:val="6740815"/>
         <w:text/>
       </w:sdtPr>
       <w:sdtContent>
@@ -98,7 +98,7 @@
       <w:sdtPr>
         <w:alias w:val="サブタイトル"/>
         <w:tag w:val="subtitle"/>
-        <w:id w:val="88182597"/>
+        <w:id w:val="81004151"/>
         <w:text/>
       </w:sdtPr>
       <w:sdtContent>
@@ -116,7 +116,7 @@
       <w:sdtPr>
         <w:alias w:val="日付・作成者"/>
         <w:tag w:val="meta"/>
-        <w:id w:val="79244138"/>
+        <w:id w:val="77790819"/>
         <w:text/>
       </w:sdtPr>
       <w:sdtContent>

--- a/bigtree/samples/bigtree_lab_sample.docx
+++ b/bigtree/samples/bigtree_lab_sample.docx
@@ -44,7 +44,7 @@
       <w:sdtPr>
         <w:alias w:val="資料の区分"/>
         <w:tag w:val="classification"/>
-        <w:id w:val="84168365"/>
+        <w:id w:val="20897236"/>
         <w:text/>
       </w:sdtPr>
       <w:sdtContent>
@@ -62,7 +62,7 @@
       <w:sdtPr>
         <w:alias w:val="宛先"/>
         <w:tag w:val="recipient"/>
-        <w:id w:val="65372307"/>
+        <w:id w:val="18186030"/>
         <w:text/>
       </w:sdtPr>
       <w:sdtContent>
@@ -80,7 +80,7 @@
       <w:sdtPr>
         <w:alias w:val="タイトル"/>
         <w:tag w:val="title"/>
-        <w:id w:val="6740815"/>
+        <w:id w:val="1907402"/>
         <w:text/>
       </w:sdtPr>
       <w:sdtContent>
@@ -98,7 +98,7 @@
       <w:sdtPr>
         <w:alias w:val="サブタイトル"/>
         <w:tag w:val="subtitle"/>
-        <w:id w:val="81004151"/>
+        <w:id w:val="49094091"/>
         <w:text/>
       </w:sdtPr>
       <w:sdtContent>
@@ -116,7 +116,7 @@
       <w:sdtPr>
         <w:alias w:val="日付・作成者"/>
         <w:tag w:val="meta"/>
-        <w:id w:val="77790819"/>
+        <w:id w:val="31423170"/>
         <w:text/>
       </w:sdtPr>
       <w:sdtContent>

--- a/bigtree/samples/bigtree_lab_sample.docx
+++ b/bigtree/samples/bigtree_lab_sample.docx
@@ -44,7 +44,7 @@
       <w:sdtPr>
         <w:alias w:val="資料の区分"/>
         <w:tag w:val="classification"/>
-        <w:id w:val="20897236"/>
+        <w:id w:val="30535224"/>
         <w:text/>
       </w:sdtPr>
       <w:sdtContent>
@@ -62,7 +62,7 @@
       <w:sdtPr>
         <w:alias w:val="宛先"/>
         <w:tag w:val="recipient"/>
-        <w:id w:val="18186030"/>
+        <w:id w:val="87671764"/>
         <w:text/>
       </w:sdtPr>
       <w:sdtContent>
@@ -80,7 +80,7 @@
       <w:sdtPr>
         <w:alias w:val="タイトル"/>
         <w:tag w:val="title"/>
-        <w:id w:val="1907402"/>
+        <w:id w:val="32955062"/>
         <w:text/>
       </w:sdtPr>
       <w:sdtContent>
@@ -98,7 +98,7 @@
       <w:sdtPr>
         <w:alias w:val="サブタイトル"/>
         <w:tag w:val="subtitle"/>
-        <w:id w:val="49094091"/>
+        <w:id w:val="49460518"/>
         <w:text/>
       </w:sdtPr>
       <w:sdtContent>
@@ -116,7 +116,7 @@
       <w:sdtPr>
         <w:alias w:val="日付・作成者"/>
         <w:tag w:val="meta"/>
-        <w:id w:val="31423170"/>
+        <w:id w:val="34167802"/>
         <w:text/>
       </w:sdtPr>
       <w:sdtContent>

--- a/bigtree/samples/bigtree_lab_sample.docx
+++ b/bigtree/samples/bigtree_lab_sample.docx
@@ -44,7 +44,7 @@
       <w:sdtPr>
         <w:alias w:val="資料の区分"/>
         <w:tag w:val="classification"/>
-        <w:id w:val="30535224"/>
+        <w:id w:val="24932406"/>
         <w:text/>
       </w:sdtPr>
       <w:sdtContent>
@@ -62,7 +62,7 @@
       <w:sdtPr>
         <w:alias w:val="宛先"/>
         <w:tag w:val="recipient"/>
-        <w:id w:val="87671764"/>
+        <w:id w:val="71724839"/>
         <w:text/>
       </w:sdtPr>
       <w:sdtContent>
@@ -80,7 +80,7 @@
       <w:sdtPr>
         <w:alias w:val="タイトル"/>
         <w:tag w:val="title"/>
-        <w:id w:val="32955062"/>
+        <w:id w:val="21274955"/>
         <w:text/>
       </w:sdtPr>
       <w:sdtContent>
@@ -98,7 +98,7 @@
       <w:sdtPr>
         <w:alias w:val="サブタイトル"/>
         <w:tag w:val="subtitle"/>
-        <w:id w:val="49460518"/>
+        <w:id w:val="2870895"/>
         <w:text/>
       </w:sdtPr>
       <w:sdtContent>
@@ -116,7 +116,7 @@
       <w:sdtPr>
         <w:alias w:val="日付・作成者"/>
         <w:tag w:val="meta"/>
-        <w:id w:val="34167802"/>
+        <w:id w:val="87162440"/>
         <w:text/>
       </w:sdtPr>
       <w:sdtContent>

--- a/bigtree/samples/bigtree_lab_sample.docx
+++ b/bigtree/samples/bigtree_lab_sample.docx
@@ -44,7 +44,7 @@
       <w:sdtPr>
         <w:alias w:val="資料の区分"/>
         <w:tag w:val="classification"/>
-        <w:id w:val="24932406"/>
+        <w:id w:val="63286834"/>
         <w:text/>
       </w:sdtPr>
       <w:sdtContent>
@@ -62,7 +62,7 @@
       <w:sdtPr>
         <w:alias w:val="宛先"/>
         <w:tag w:val="recipient"/>
-        <w:id w:val="71724839"/>
+        <w:id w:val="48622877"/>
         <w:text/>
       </w:sdtPr>
       <w:sdtContent>
@@ -80,7 +80,7 @@
       <w:sdtPr>
         <w:alias w:val="タイトル"/>
         <w:tag w:val="title"/>
-        <w:id w:val="21274955"/>
+        <w:id w:val="65661765"/>
         <w:text/>
       </w:sdtPr>
       <w:sdtContent>
@@ -98,7 +98,7 @@
       <w:sdtPr>
         <w:alias w:val="サブタイトル"/>
         <w:tag w:val="subtitle"/>
-        <w:id w:val="2870895"/>
+        <w:id w:val="21851625"/>
         <w:text/>
       </w:sdtPr>
       <w:sdtContent>
@@ -116,7 +116,7 @@
       <w:sdtPr>
         <w:alias w:val="日付・作成者"/>
         <w:tag w:val="meta"/>
-        <w:id w:val="87162440"/>
+        <w:id w:val="27454494"/>
         <w:text/>
       </w:sdtPr>
       <w:sdtContent>

--- a/bigtree/samples/bigtree_lab_sample.docx
+++ b/bigtree/samples/bigtree_lab_sample.docx
@@ -44,7 +44,7 @@
       <w:sdtPr>
         <w:alias w:val="資料の区分"/>
         <w:tag w:val="classification"/>
-        <w:id w:val="63286834"/>
+        <w:id w:val="31578698"/>
         <w:text/>
       </w:sdtPr>
       <w:sdtContent>
@@ -62,7 +62,7 @@
       <w:sdtPr>
         <w:alias w:val="宛先"/>
         <w:tag w:val="recipient"/>
-        <w:id w:val="48622877"/>
+        <w:id w:val="62680454"/>
         <w:text/>
       </w:sdtPr>
       <w:sdtContent>
@@ -80,7 +80,7 @@
       <w:sdtPr>
         <w:alias w:val="タイトル"/>
         <w:tag w:val="title"/>
-        <w:id w:val="65661765"/>
+        <w:id w:val="62334291"/>
         <w:text/>
       </w:sdtPr>
       <w:sdtContent>
@@ -98,7 +98,7 @@
       <w:sdtPr>
         <w:alias w:val="サブタイトル"/>
         <w:tag w:val="subtitle"/>
-        <w:id w:val="21851625"/>
+        <w:id w:val="38680777"/>
         <w:text/>
       </w:sdtPr>
       <w:sdtContent>
@@ -116,7 +116,7 @@
       <w:sdtPr>
         <w:alias w:val="日付・作成者"/>
         <w:tag w:val="meta"/>
-        <w:id w:val="27454494"/>
+        <w:id w:val="38511941"/>
         <w:text/>
       </w:sdtPr>
       <w:sdtContent>

--- a/bigtree/samples/bigtree_lab_sample.docx
+++ b/bigtree/samples/bigtree_lab_sample.docx
@@ -44,7 +44,7 @@
       <w:sdtPr>
         <w:alias w:val="資料の区分"/>
         <w:tag w:val="classification"/>
-        <w:id w:val="31578698"/>
+        <w:id w:val="86498068"/>
         <w:text/>
       </w:sdtPr>
       <w:sdtContent>
@@ -62,7 +62,7 @@
       <w:sdtPr>
         <w:alias w:val="宛先"/>
         <w:tag w:val="recipient"/>
-        <w:id w:val="62680454"/>
+        <w:id w:val="26573441"/>
         <w:text/>
       </w:sdtPr>
       <w:sdtContent>
@@ -80,7 +80,7 @@
       <w:sdtPr>
         <w:alias w:val="タイトル"/>
         <w:tag w:val="title"/>
-        <w:id w:val="62334291"/>
+        <w:id w:val="45362568"/>
         <w:text/>
       </w:sdtPr>
       <w:sdtContent>
@@ -98,7 +98,7 @@
       <w:sdtPr>
         <w:alias w:val="サブタイトル"/>
         <w:tag w:val="subtitle"/>
-        <w:id w:val="38680777"/>
+        <w:id w:val="64523374"/>
         <w:text/>
       </w:sdtPr>
       <w:sdtContent>
@@ -116,7 +116,7 @@
       <w:sdtPr>
         <w:alias w:val="日付・作成者"/>
         <w:tag w:val="meta"/>
-        <w:id w:val="38511941"/>
+        <w:id w:val="9801981"/>
         <w:text/>
       </w:sdtPr>
       <w:sdtContent>

--- a/bigtree/samples/bigtree_lab_sample.docx
+++ b/bigtree/samples/bigtree_lab_sample.docx
@@ -44,7 +44,7 @@
       <w:sdtPr>
         <w:alias w:val="資料の区分"/>
         <w:tag w:val="classification"/>
-        <w:id w:val="86498068"/>
+        <w:id w:val="25408006"/>
         <w:text/>
       </w:sdtPr>
       <w:sdtContent>
@@ -62,7 +62,7 @@
       <w:sdtPr>
         <w:alias w:val="宛先"/>
         <w:tag w:val="recipient"/>
-        <w:id w:val="26573441"/>
+        <w:id w:val="19781800"/>
         <w:text/>
       </w:sdtPr>
       <w:sdtContent>
@@ -80,7 +80,7 @@
       <w:sdtPr>
         <w:alias w:val="タイトル"/>
         <w:tag w:val="title"/>
-        <w:id w:val="45362568"/>
+        <w:id w:val="85256438"/>
         <w:text/>
       </w:sdtPr>
       <w:sdtContent>
@@ -98,7 +98,7 @@
       <w:sdtPr>
         <w:alias w:val="サブタイトル"/>
         <w:tag w:val="subtitle"/>
-        <w:id w:val="64523374"/>
+        <w:id w:val="20660267"/>
         <w:text/>
       </w:sdtPr>
       <w:sdtContent>
@@ -116,7 +116,7 @@
       <w:sdtPr>
         <w:alias w:val="日付・作成者"/>
         <w:tag w:val="meta"/>
-        <w:id w:val="9801981"/>
+        <w:id w:val="25800164"/>
         <w:text/>
       </w:sdtPr>
       <w:sdtContent>
